--- a/docs/Project_documentation.docx
+++ b/docs/Project_documentation.docx
@@ -1,6 +1,6 @@
 
 <file path=word/document.xml><?xml version="1.0" encoding="utf-8"?>
-<w:document xmlns:wpc="http://schemas.microsoft.com/office/word/2010/wordprocessingCanvas" xmlns:cx="http://schemas.microsoft.com/office/drawing/2014/chartex" xmlns:cx1="http://schemas.microsoft.com/office/drawing/2015/9/8/chartex" xmlns:cx2="http://schemas.microsoft.com/office/drawing/2015/10/21/chartex" xmlns:cx3="http://schemas.microsoft.com/office/drawing/2016/5/9/chartex" xmlns:cx4="http://schemas.microsoft.com/office/drawing/2016/5/10/chartex" xmlns:cx5="http://schemas.microsoft.com/office/drawing/2016/5/11/chartex" xmlns:cx6="http://schemas.microsoft.com/office/drawing/2016/5/12/chartex" xmlns:cx7="http://schemas.microsoft.com/office/drawing/2016/5/13/chartex" xmlns:cx8="http://schemas.microsoft.com/office/drawing/2016/5/14/chartex" xmlns:mc="http://schemas.openxmlformats.org/markup-compatibility/2006" xmlns:aink="http://schemas.microsoft.com/office/drawing/2016/ink" xmlns:am3d="http://schemas.microsoft.com/office/drawing/2017/model3d" xmlns:o="urn:schemas-microsoft-com:office:office" xmlns:oel="http://schemas.microsoft.com/office/2019/extlst" xmlns:r="http://schemas.openxmlformats.org/officeDocument/2006/relationships" xmlns:m="http://schemas.openxmlformats.org/officeDocument/2006/math" xmlns:v="urn:schemas-microsoft-com:vml" xmlns:wp14="http://schemas.microsoft.com/office/word/2010/wordprocessingDrawing" xmlns:wp="http://schemas.openxmlformats.org/drawingml/2006/wordprocessingDrawing" xmlns:w10="urn:schemas-microsoft-com:office:word" xmlns:w="http://schemas.openxmlformats.org/wordprocessingml/2006/main" xmlns:w14="http://schemas.microsoft.com/office/word/2010/wordml" xmlns:w15="http://schemas.microsoft.com/office/word/2012/wordml" xmlns:w16cei="http://schemas.microsoft.com/office/word/2026/wordml/cei" xmlns:w16cex="http://schemas.microsoft.com/office/word/2018/wordml/cex" xmlns:w16cid="http://schemas.microsoft.com/office/word/2016/wordml/cid" xmlns:w16="http://schemas.microsoft.com/office/word/2018/wordml" xmlns:w16du="http://schemas.microsoft.com/office/word/2023/wordml/word16du" xmlns:w16sdtdh="http://schemas.microsoft.com/office/word/2020/wordml/sdtdatahash" xmlns:w16sdtfl="http://schemas.microsoft.com/office/word/2024/wordml/sdtformatlock" xmlns:w16se="http://schemas.microsoft.com/office/word/2015/wordml/symex" xmlns:wpg="http://schemas.microsoft.com/office/word/2010/wordprocessingGroup" xmlns:wpi="http://schemas.microsoft.com/office/word/2010/wordprocessingInk" xmlns:wne="http://schemas.microsoft.com/office/word/2006/wordml" xmlns:wps="http://schemas.microsoft.com/office/word/2010/wordprocessingShape" mc:Ignorable="w14 w15 w16se w16cid w16 w16cex w16sdtdh w16sdtfl w16du wp14">
+<w:document xmlns:wpc="http://schemas.microsoft.com/office/word/2010/wordprocessingCanvas" xmlns:cx="http://schemas.microsoft.com/office/drawing/2014/chartex" xmlns:cx1="http://schemas.microsoft.com/office/drawing/2015/9/8/chartex" xmlns:cx2="http://schemas.microsoft.com/office/drawing/2015/10/21/chartex" xmlns:cx3="http://schemas.microsoft.com/office/drawing/2016/5/9/chartex" xmlns:cx4="http://schemas.microsoft.com/office/drawing/2016/5/10/chartex" xmlns:cx5="http://schemas.microsoft.com/office/drawing/2016/5/11/chartex" xmlns:cx6="http://schemas.microsoft.com/office/drawing/2016/5/12/chartex" xmlns:cx7="http://schemas.microsoft.com/office/drawing/2016/5/13/chartex" xmlns:cx8="http://schemas.microsoft.com/office/drawing/2016/5/14/chartex" xmlns:mc="http://schemas.openxmlformats.org/markup-compatibility/2006" xmlns:aink="http://schemas.microsoft.com/office/drawing/2016/ink" xmlns:am3d="http://schemas.microsoft.com/office/drawing/2017/model3d" xmlns:o="urn:schemas-microsoft-com:office:office" xmlns:oel="http://schemas.microsoft.com/office/2019/extlst" xmlns:r="http://schemas.openxmlformats.org/officeDocument/2006/relationships" xmlns:m="http://schemas.openxmlformats.org/officeDocument/2006/math" xmlns:v="urn:schemas-microsoft-com:vml" xmlns:wp14="http://schemas.microsoft.com/office/word/2010/wordprocessingDrawing" xmlns:wp="http://schemas.openxmlformats.org/drawingml/2006/wordprocessingDrawing" xmlns:w10="urn:schemas-microsoft-com:office:word" xmlns:w="http://schemas.openxmlformats.org/wordprocessingml/2006/main" xmlns:w14="http://schemas.microsoft.com/office/word/2010/wordml" xmlns:w15="http://schemas.microsoft.com/office/word/2012/wordml" xmlns:w16cex="http://schemas.microsoft.com/office/word/2018/wordml/cex" xmlns:w16cid="http://schemas.microsoft.com/office/word/2016/wordml/cid" xmlns:w16="http://schemas.microsoft.com/office/word/2018/wordml" xmlns:w16du="http://schemas.microsoft.com/office/word/2023/wordml/word16du" xmlns:w16sdtdh="http://schemas.microsoft.com/office/word/2020/wordml/sdtdatahash" xmlns:w16sdtfl="http://schemas.microsoft.com/office/word/2024/wordml/sdtformatlock" xmlns:w16se="http://schemas.microsoft.com/office/word/2015/wordml/symex" xmlns:wpg="http://schemas.microsoft.com/office/word/2010/wordprocessingGroup" xmlns:wpi="http://schemas.microsoft.com/office/word/2010/wordprocessingInk" xmlns:wne="http://schemas.microsoft.com/office/word/2006/wordml" xmlns:wps="http://schemas.microsoft.com/office/word/2010/wordprocessingShape" mc:Ignorable="w14 w15 w16se w16cid w16 w16cex w16sdtdh w16sdtfl w16du wp14">
   <w:body>
     <w:p>
       <w:pPr>
@@ -2613,7 +2613,6 @@
       <w:pPr>
         <w:pStyle w:val="NormalWeb"/>
       </w:pPr>
-      <w:proofErr w:type="gramStart"/>
       <w:r>
         <w:rPr>
           <w:rFonts w:hAnsi="Symbol"/>
@@ -2627,24 +2626,47 @@
         <w:rPr>
           <w:rStyle w:val="Strong"/>
         </w:rPr>
-        <w:t>Data</w:t>
-      </w:r>
-      <w:proofErr w:type="gramEnd"/>
+        <w:t>Data Sources:</w:t>
+      </w:r>
+      <w:r>
+        <w:t xml:space="preserve"> NOAA Climate Data Online, NASA Earth Observations, World Bank WDI.</w:t>
+      </w:r>
+    </w:p>
+    <w:p>
+      <w:pPr>
+        <w:pStyle w:val="NormalWeb"/>
+      </w:pPr>
+      <w:r>
+        <w:rPr>
+          <w:rFonts w:hAnsi="Symbol"/>
+        </w:rPr>
+        <w:t></w:t>
+      </w:r>
+      <w:r>
+        <w:t xml:space="preserve">  </w:t>
+      </w:r>
       <w:r>
         <w:rPr>
           <w:rStyle w:val="Strong"/>
         </w:rPr>
-        <w:t xml:space="preserve"> Sources:</w:t>
-      </w:r>
-      <w:r>
-        <w:t xml:space="preserve"> NOAA Climate Data Online, NASA Earth Observations, World Bank WDI.</w:t>
-      </w:r>
-    </w:p>
-    <w:p>
-      <w:pPr>
-        <w:pStyle w:val="NormalWeb"/>
-      </w:pPr>
-      <w:proofErr w:type="gramStart"/>
+        <w:t>Deliverables:</w:t>
+      </w:r>
+      <w:r>
+        <w:t xml:space="preserve"> Interactive dashboard, static infographics, storyboard </w:t>
+      </w:r>
+      <w:proofErr w:type="spellStart"/>
+      <w:r>
+        <w:t>mockups</w:t>
+      </w:r>
+      <w:proofErr w:type="spellEnd"/>
+      <w:r>
+        <w:t>, README/documentation, presentation deck.</w:t>
+      </w:r>
+    </w:p>
+    <w:p>
+      <w:pPr>
+        <w:pStyle w:val="NormalWeb"/>
+      </w:pPr>
       <w:r>
         <w:rPr>
           <w:rFonts w:hAnsi="Symbol"/>
@@ -2658,100 +2680,38 @@
         <w:rPr>
           <w:rStyle w:val="Strong"/>
         </w:rPr>
-        <w:t>Deliverables</w:t>
-      </w:r>
-      <w:proofErr w:type="gramEnd"/>
+        <w:t>Tech Stack:</w:t>
+      </w:r>
+      <w:r>
+        <w:t xml:space="preserve"> Python (Pandas, </w:t>
+      </w:r>
+      <w:proofErr w:type="spellStart"/>
+      <w:r>
+        <w:t>Plotly</w:t>
+      </w:r>
+      <w:proofErr w:type="spellEnd"/>
+      <w:r>
+        <w:t xml:space="preserve"> Dash), Power BI,   Matplotlib ,Seaborn .</w:t>
+      </w:r>
+    </w:p>
+    <w:p>
+      <w:pPr>
+        <w:pStyle w:val="NormalWeb"/>
+      </w:pPr>
+      <w:r>
+        <w:rPr>
+          <w:rFonts w:hAnsi="Symbol"/>
+        </w:rPr>
+        <w:t></w:t>
+      </w:r>
+      <w:r>
+        <w:t xml:space="preserve">  </w:t>
+      </w:r>
       <w:r>
         <w:rPr>
           <w:rStyle w:val="Strong"/>
         </w:rPr>
-        <w:t>:</w:t>
-      </w:r>
-      <w:r>
-        <w:t xml:space="preserve"> Interactive dashboard, static infographics, storyboard </w:t>
-      </w:r>
-      <w:proofErr w:type="spellStart"/>
-      <w:r>
-        <w:t>mockups</w:t>
-      </w:r>
-      <w:proofErr w:type="spellEnd"/>
-      <w:r>
-        <w:t>, README/documentation, presentation deck.</w:t>
-      </w:r>
-    </w:p>
-    <w:p>
-      <w:pPr>
-        <w:pStyle w:val="NormalWeb"/>
-      </w:pPr>
-      <w:proofErr w:type="gramStart"/>
-      <w:r>
-        <w:rPr>
-          <w:rFonts w:hAnsi="Symbol"/>
-        </w:rPr>
-        <w:t></w:t>
-      </w:r>
-      <w:r>
-        <w:t xml:space="preserve">  </w:t>
-      </w:r>
-      <w:r>
-        <w:rPr>
-          <w:rStyle w:val="Strong"/>
-        </w:rPr>
-        <w:t>Tech</w:t>
-      </w:r>
-      <w:proofErr w:type="gramEnd"/>
-      <w:r>
-        <w:rPr>
-          <w:rStyle w:val="Strong"/>
-        </w:rPr>
-        <w:t xml:space="preserve"> Stack:</w:t>
-      </w:r>
-      <w:r>
-        <w:t xml:space="preserve"> Python (Pandas, </w:t>
-      </w:r>
-      <w:proofErr w:type="spellStart"/>
-      <w:r>
-        <w:t>Plotly</w:t>
-      </w:r>
-      <w:proofErr w:type="spellEnd"/>
-      <w:r>
-        <w:t xml:space="preserve"> Dash), Power </w:t>
-      </w:r>
-      <w:proofErr w:type="gramStart"/>
-      <w:r>
-        <w:t>BI,   Matplotlib ,Seaborn</w:t>
-      </w:r>
-      <w:proofErr w:type="gramEnd"/>
-      <w:r>
-        <w:t xml:space="preserve"> .</w:t>
-      </w:r>
-    </w:p>
-    <w:p>
-      <w:pPr>
-        <w:pStyle w:val="NormalWeb"/>
-      </w:pPr>
-      <w:proofErr w:type="gramStart"/>
-      <w:r>
-        <w:rPr>
-          <w:rFonts w:hAnsi="Symbol"/>
-        </w:rPr>
-        <w:t></w:t>
-      </w:r>
-      <w:r>
-        <w:t xml:space="preserve">  </w:t>
-      </w:r>
-      <w:r>
-        <w:rPr>
-          <w:rStyle w:val="Strong"/>
-        </w:rPr>
-        <w:t>Timeline</w:t>
-      </w:r>
-      <w:proofErr w:type="gramEnd"/>
-      <w:r>
-        <w:rPr>
-          <w:rStyle w:val="Strong"/>
-        </w:rPr>
-        <w:t>:</w:t>
+        <w:t>Timeline:</w:t>
       </w:r>
     </w:p>
     <w:p>
@@ -2972,7 +2932,25 @@
         <w:rPr>
           <w:rStyle w:val="Strong"/>
         </w:rPr>
-        <w:t>NASA POWER — Precipitation (Daily)</w:t>
+        <w:t xml:space="preserve">World Bank WDI </w:t>
+      </w:r>
+      <w:r>
+        <w:rPr>
+          <w:rStyle w:val="Strong"/>
+        </w:rPr>
+        <w:t>— Precipitation (</w:t>
+      </w:r>
+      <w:r>
+        <w:rPr>
+          <w:rStyle w:val="Strong"/>
+        </w:rPr>
+        <w:t>Annual</w:t>
+      </w:r>
+      <w:r>
+        <w:rPr>
+          <w:rStyle w:val="Strong"/>
+        </w:rPr>
+        <w:t>)</w:t>
       </w:r>
     </w:p>
     <w:p>
@@ -2982,10 +2960,6 @@
           <w:ilvl w:val="0"/>
           <w:numId w:val="27"/>
         </w:numPr>
-        <w:rPr>
-          <w:b/>
-          <w:bCs/>
-        </w:rPr>
       </w:pPr>
       <w:r>
         <w:rPr>
@@ -3008,16 +2982,14 @@
         </w:rPr>
         <w:t xml:space="preserve"> </w:t>
       </w:r>
-      <w:hyperlink r:id="rId8" w:history="1">
-        <w:r>
-          <w:rPr>
-            <w:rStyle w:val="Hyperlink"/>
-            <w:b/>
-            <w:bCs/>
-          </w:rPr>
-          <w:t>https://power.larc.nasa.gov/api/temporal/daily/point?start=19810101&amp;end=20251230&amp;latitude=20.593684&amp;longitude=79&amp;community=ag&amp;parameters=PRECTOTCORR&amp;format=json&amp;header=true</w:t>
-        </w:r>
-      </w:hyperlink>
+      <w:proofErr w:type="spellStart"/>
+      <w:r>
+        <w:t>url</w:t>
+      </w:r>
+      <w:proofErr w:type="spellEnd"/>
+      <w:r>
+        <w:t xml:space="preserve"> = (</w:t>
+      </w:r>
     </w:p>
     <w:p>
       <w:pPr>
@@ -3028,16 +3000,7 @@
         </w:numPr>
       </w:pPr>
       <w:r>
-        <w:t xml:space="preserve"> </w:t>
-      </w:r>
-      <w:r>
-        <w:rPr>
-          <w:rStyle w:val="Strong"/>
-        </w:rPr>
-        <w:t>Description:</w:t>
-      </w:r>
-      <w:r>
-        <w:t xml:space="preserve"> Daily corrected total precipitation data for agricultural applications.</w:t>
+        <w:t>    "https://api.worldbank.org/v2/country/all/"</w:t>
       </w:r>
     </w:p>
     <w:p>
@@ -3049,16 +3012,7 @@
         </w:numPr>
       </w:pPr>
       <w:r>
-        <w:t xml:space="preserve"> </w:t>
-      </w:r>
-      <w:r>
-        <w:rPr>
-          <w:rStyle w:val="Strong"/>
-        </w:rPr>
-        <w:t>Update Frequency:</w:t>
-      </w:r>
-      <w:r>
-        <w:t xml:space="preserve"> Daily.</w:t>
+        <w:t>    "indicator/AG.LND.PRCP.MM"</w:t>
       </w:r>
     </w:p>
     <w:p>
@@ -3070,12 +3024,100 @@
         </w:numPr>
       </w:pPr>
       <w:r>
+        <w:t>    "?format=</w:t>
+      </w:r>
+      <w:proofErr w:type="spellStart"/>
+      <w:r>
+        <w:t>json</w:t>
+      </w:r>
+      <w:proofErr w:type="spellEnd"/>
+      <w:r>
+        <w:t>"</w:t>
+      </w:r>
+    </w:p>
+    <w:p>
+      <w:pPr>
+        <w:pStyle w:val="NormalWeb"/>
+        <w:numPr>
+          <w:ilvl w:val="0"/>
+          <w:numId w:val="27"/>
+        </w:numPr>
+      </w:pPr>
+      <w:r>
+        <w:t>    "&amp;</w:t>
+      </w:r>
+      <w:proofErr w:type="spellStart"/>
+      <w:r>
+        <w:t>per_page</w:t>
+      </w:r>
+      <w:proofErr w:type="spellEnd"/>
+      <w:r>
+        <w:t>=20000"</w:t>
+      </w:r>
+      <w:r>
+        <w:t>)</w:t>
+      </w:r>
+    </w:p>
+    <w:p>
+      <w:pPr>
+        <w:pStyle w:val="NormalWeb"/>
+        <w:numPr>
+          <w:ilvl w:val="0"/>
+          <w:numId w:val="27"/>
+        </w:numPr>
+      </w:pPr>
+      <w:r>
         <w:t xml:space="preserve"> </w:t>
       </w:r>
       <w:r>
         <w:rPr>
           <w:rStyle w:val="Strong"/>
         </w:rPr>
+        <w:t>Description:</w:t>
+      </w:r>
+      <w:r>
+        <w:t xml:space="preserve"> </w:t>
+      </w:r>
+      <w:r>
+        <w:t>annual average precipitation (mm/year) for all countries</w:t>
+      </w:r>
+      <w:r>
+        <w:t xml:space="preserve"> </w:t>
+      </w:r>
+      <w:r>
+        <w:t>for agricultural applications.</w:t>
+      </w:r>
+    </w:p>
+    <w:p>
+      <w:pPr>
+        <w:pStyle w:val="NormalWeb"/>
+        <w:numPr>
+          <w:ilvl w:val="0"/>
+          <w:numId w:val="27"/>
+        </w:numPr>
+      </w:pPr>
+      <w:r>
+        <w:rPr>
+          <w:rStyle w:val="Strong"/>
+        </w:rPr>
+        <w:t>Update Frequency:</w:t>
+      </w:r>
+      <w:r>
+        <w:t xml:space="preserve"> Annual.</w:t>
+      </w:r>
+    </w:p>
+    <w:p>
+      <w:pPr>
+        <w:pStyle w:val="NormalWeb"/>
+        <w:numPr>
+          <w:ilvl w:val="0"/>
+          <w:numId w:val="27"/>
+        </w:numPr>
+      </w:pPr>
+      <w:r>
+        <w:rPr>
+          <w:rStyle w:val="Strong"/>
+        </w:rPr>
         <w:t>Format:</w:t>
       </w:r>
       <w:r>
@@ -3085,6 +3127,10 @@
     <w:p>
       <w:pPr>
         <w:pStyle w:val="NormalWeb"/>
+        <w:numPr>
+          <w:ilvl w:val="0"/>
+          <w:numId w:val="27"/>
+        </w:numPr>
         <w:rPr>
           <w:rStyle w:val="Strong"/>
         </w:rPr>
@@ -3131,7 +3177,7 @@
         </w:rPr>
         <w:t xml:space="preserve"> </w:t>
       </w:r>
-      <w:hyperlink r:id="rId9" w:tgtFrame="_blank" w:tooltip="gml.noaa.gov" w:history="1">
+      <w:hyperlink r:id="rId8" w:tgtFrame="_blank" w:tooltip="gml.noaa.gov" w:history="1">
         <w:r>
           <w:rPr>
             <w:b/>
@@ -3369,7 +3415,7 @@
         </w:rPr>
         <w:t xml:space="preserve"> </w:t>
       </w:r>
-      <w:hyperlink r:id="rId10" w:history="1">
+      <w:hyperlink r:id="rId9" w:history="1">
         <w:r>
           <w:rPr>
             <w:rStyle w:val="Hyperlink"/>
@@ -3475,7 +3521,7 @@
       <w:r>
         <w:t xml:space="preserve">Endpoint: </w:t>
       </w:r>
-      <w:hyperlink r:id="rId11" w:history="1">
+      <w:hyperlink r:id="rId10" w:history="1">
         <w:r>
           <w:rPr>
             <w:rStyle w:val="Hyperlink"/>
@@ -3633,7 +3679,6 @@
       <w:pPr>
         <w:pStyle w:val="NormalWeb"/>
       </w:pPr>
-      <w:proofErr w:type="gramStart"/>
       <w:r>
         <w:rPr>
           <w:rFonts w:hAnsi="Symbol"/>
@@ -3647,14 +3692,7 @@
         <w:rPr>
           <w:rStyle w:val="Strong"/>
         </w:rPr>
-        <w:t>Interactive</w:t>
-      </w:r>
-      <w:proofErr w:type="gramEnd"/>
-      <w:r>
-        <w:rPr>
-          <w:rStyle w:val="Strong"/>
-        </w:rPr>
-        <w:t xml:space="preserve"> Dashboard (Core Deliverable)</w:t>
+        <w:t>Interactive Dashboard (Core Deliverable)</w:t>
       </w:r>
     </w:p>
     <w:p>
@@ -3705,7 +3743,6 @@
       <w:pPr>
         <w:pStyle w:val="NormalWeb"/>
       </w:pPr>
-      <w:proofErr w:type="gramStart"/>
       <w:r>
         <w:rPr>
           <w:rFonts w:hAnsi="Symbol"/>
@@ -3719,14 +3756,7 @@
         <w:rPr>
           <w:rStyle w:val="Strong"/>
         </w:rPr>
-        <w:t>Analytical</w:t>
-      </w:r>
-      <w:proofErr w:type="gramEnd"/>
-      <w:r>
-        <w:rPr>
-          <w:rStyle w:val="Strong"/>
-        </w:rPr>
-        <w:t xml:space="preserve"> Reports &amp; Infographics</w:t>
+        <w:t>Analytical Reports &amp; Infographics</w:t>
       </w:r>
     </w:p>
     <w:p>
@@ -3761,7 +3791,6 @@
       <w:pPr>
         <w:pStyle w:val="NormalWeb"/>
       </w:pPr>
-      <w:proofErr w:type="gramStart"/>
       <w:r>
         <w:rPr>
           <w:rFonts w:hAnsi="Symbol"/>
@@ -3775,14 +3804,7 @@
         <w:rPr>
           <w:rStyle w:val="Strong"/>
         </w:rPr>
-        <w:t>Storyboards</w:t>
-      </w:r>
-      <w:proofErr w:type="gramEnd"/>
-      <w:r>
-        <w:rPr>
-          <w:rStyle w:val="Strong"/>
-        </w:rPr>
-        <w:t xml:space="preserve"> &amp; </w:t>
+        <w:t xml:space="preserve">Storyboards &amp; </w:t>
       </w:r>
       <w:proofErr w:type="spellStart"/>
       <w:r>
@@ -3821,7 +3843,6 @@
       <w:pPr>
         <w:pStyle w:val="NormalWeb"/>
       </w:pPr>
-      <w:proofErr w:type="gramStart"/>
       <w:r>
         <w:rPr>
           <w:rFonts w:hAnsi="Symbol"/>
@@ -3835,14 +3856,7 @@
         <w:rPr>
           <w:rStyle w:val="Strong"/>
         </w:rPr>
-        <w:t>Documentation</w:t>
-      </w:r>
-      <w:proofErr w:type="gramEnd"/>
-      <w:r>
-        <w:rPr>
-          <w:rStyle w:val="Strong"/>
-        </w:rPr>
-        <w:t xml:space="preserve"> (README + Methodology)</w:t>
+        <w:t>Documentation (README + Methodology)</w:t>
       </w:r>
     </w:p>
     <w:p>
@@ -3873,7 +3887,6 @@
       <w:pPr>
         <w:pStyle w:val="NormalWeb"/>
       </w:pPr>
-      <w:proofErr w:type="gramStart"/>
       <w:r>
         <w:rPr>
           <w:rFonts w:hAnsi="Symbol"/>
@@ -3887,14 +3900,7 @@
         <w:rPr>
           <w:rStyle w:val="Strong"/>
         </w:rPr>
-        <w:t>Presentation</w:t>
-      </w:r>
-      <w:proofErr w:type="gramEnd"/>
-      <w:r>
-        <w:rPr>
-          <w:rStyle w:val="Strong"/>
-        </w:rPr>
-        <w:t xml:space="preserve"> Deck</w:t>
+        <w:t>Presentation Deck</w:t>
       </w:r>
     </w:p>
     <w:p>
@@ -3925,7 +3931,6 @@
       <w:pPr>
         <w:pStyle w:val="NormalWeb"/>
       </w:pPr>
-      <w:proofErr w:type="gramStart"/>
       <w:r>
         <w:rPr>
           <w:rFonts w:hAnsi="Symbol"/>
@@ -3939,14 +3944,7 @@
         <w:rPr>
           <w:rStyle w:val="Strong"/>
         </w:rPr>
-        <w:t>Impact</w:t>
-      </w:r>
-      <w:proofErr w:type="gramEnd"/>
-      <w:r>
-        <w:rPr>
-          <w:rStyle w:val="Strong"/>
-        </w:rPr>
-        <w:t xml:space="preserve"> Metrics (Optional Add</w:t>
+        <w:t>Impact Metrics (Optional Add</w:t>
       </w:r>
       <w:r>
         <w:rPr>
@@ -4083,7 +4081,6 @@
       <w:pPr>
         <w:pStyle w:val="NormalWeb"/>
       </w:pPr>
-      <w:proofErr w:type="gramStart"/>
       <w:r>
         <w:rPr>
           <w:rFonts w:hAnsi="Symbol"/>
@@ -4097,24 +4094,39 @@
         <w:rPr>
           <w:rStyle w:val="Strong"/>
         </w:rPr>
-        <w:t>Data</w:t>
-      </w:r>
-      <w:proofErr w:type="gramEnd"/>
+        <w:t>Data Integration:</w:t>
+      </w:r>
+      <w:r>
+        <w:t xml:space="preserve"> Connect dynamically to NASA GISTEMP (temperature), NASA POWER (precipitation), NOAA CO₂, and World Bank WDI datasets.</w:t>
+      </w:r>
+    </w:p>
+    <w:p>
+      <w:pPr>
+        <w:pStyle w:val="NormalWeb"/>
+      </w:pPr>
+      <w:r>
+        <w:rPr>
+          <w:rFonts w:hAnsi="Symbol"/>
+        </w:rPr>
+        <w:t></w:t>
+      </w:r>
+      <w:r>
+        <w:t xml:space="preserve">  </w:t>
+      </w:r>
       <w:r>
         <w:rPr>
           <w:rStyle w:val="Strong"/>
         </w:rPr>
-        <w:t xml:space="preserve"> Integration:</w:t>
-      </w:r>
-      <w:r>
-        <w:t xml:space="preserve"> Connect dynamically to NASA GISTEMP (temperature), NASA POWER (precipitation), NOAA CO₂, and World Bank WDI datasets.</w:t>
-      </w:r>
-    </w:p>
-    <w:p>
-      <w:pPr>
-        <w:pStyle w:val="NormalWeb"/>
-      </w:pPr>
-      <w:proofErr w:type="gramStart"/>
+        <w:t>Data Processing:</w:t>
+      </w:r>
+      <w:r>
+        <w:t xml:space="preserve"> Clean, transform, and standardize datasets for consistency (units, formats, time ranges).</w:t>
+      </w:r>
+    </w:p>
+    <w:p>
+      <w:pPr>
+        <w:pStyle w:val="NormalWeb"/>
+      </w:pPr>
       <w:r>
         <w:rPr>
           <w:rFonts w:hAnsi="Symbol"/>
@@ -4128,45 +4140,7 @@
         <w:rPr>
           <w:rStyle w:val="Strong"/>
         </w:rPr>
-        <w:t>Data</w:t>
-      </w:r>
-      <w:proofErr w:type="gramEnd"/>
-      <w:r>
-        <w:rPr>
-          <w:rStyle w:val="Strong"/>
-        </w:rPr>
-        <w:t xml:space="preserve"> Processing:</w:t>
-      </w:r>
-      <w:r>
-        <w:t xml:space="preserve"> Clean, transform, and standardize datasets for consistency (units, formats, time ranges).</w:t>
-      </w:r>
-    </w:p>
-    <w:p>
-      <w:pPr>
-        <w:pStyle w:val="NormalWeb"/>
-      </w:pPr>
-      <w:proofErr w:type="gramStart"/>
-      <w:r>
-        <w:rPr>
-          <w:rFonts w:hAnsi="Symbol"/>
-        </w:rPr>
-        <w:t></w:t>
-      </w:r>
-      <w:r>
-        <w:t xml:space="preserve">  </w:t>
-      </w:r>
-      <w:r>
-        <w:rPr>
-          <w:rStyle w:val="Strong"/>
-        </w:rPr>
-        <w:t>Visualization</w:t>
-      </w:r>
-      <w:proofErr w:type="gramEnd"/>
-      <w:r>
-        <w:rPr>
-          <w:rStyle w:val="Strong"/>
-        </w:rPr>
-        <w:t>:</w:t>
+        <w:t>Visualization:</w:t>
       </w:r>
       <w:r>
         <w:t xml:space="preserve"> Provide interactive charts (time</w:t>
@@ -4180,7 +4154,6 @@
       <w:pPr>
         <w:pStyle w:val="NormalWeb"/>
       </w:pPr>
-      <w:proofErr w:type="gramStart"/>
       <w:r>
         <w:rPr>
           <w:rFonts w:hAnsi="Symbol"/>
@@ -4194,14 +4167,7 @@
         <w:rPr>
           <w:rStyle w:val="Strong"/>
         </w:rPr>
-        <w:t>Interactivity</w:t>
-      </w:r>
-      <w:proofErr w:type="gramEnd"/>
-      <w:r>
-        <w:rPr>
-          <w:rStyle w:val="Strong"/>
-        </w:rPr>
-        <w:t>:</w:t>
+        <w:t>Interactivity:</w:t>
       </w:r>
       <w:r>
         <w:t xml:space="preserve"> Enable drill</w:t>
@@ -4215,7 +4181,6 @@
       <w:pPr>
         <w:pStyle w:val="NormalWeb"/>
       </w:pPr>
-      <w:proofErr w:type="gramStart"/>
       <w:r>
         <w:rPr>
           <w:rFonts w:hAnsi="Symbol"/>
@@ -4229,14 +4194,7 @@
         <w:rPr>
           <w:rStyle w:val="Strong"/>
         </w:rPr>
-        <w:t>Accessibility</w:t>
-      </w:r>
-      <w:proofErr w:type="gramEnd"/>
-      <w:r>
-        <w:rPr>
-          <w:rStyle w:val="Strong"/>
-        </w:rPr>
-        <w:t>:</w:t>
+        <w:t>Accessibility:</w:t>
       </w:r>
       <w:r>
         <w:t xml:space="preserve"> Include alt</w:t>
@@ -4259,7 +4217,6 @@
       <w:pPr>
         <w:pStyle w:val="NormalWeb"/>
       </w:pPr>
-      <w:proofErr w:type="gramStart"/>
       <w:r>
         <w:rPr>
           <w:rFonts w:hAnsi="Symbol"/>
@@ -4273,14 +4230,7 @@
         <w:rPr>
           <w:rStyle w:val="Strong"/>
         </w:rPr>
-        <w:t>Export</w:t>
-      </w:r>
-      <w:proofErr w:type="gramEnd"/>
-      <w:r>
-        <w:rPr>
-          <w:rStyle w:val="Strong"/>
-        </w:rPr>
-        <w:t>/Sharing:</w:t>
+        <w:t>Export/Sharing:</w:t>
       </w:r>
       <w:r>
         <w:t xml:space="preserve"> Allow users to download visuals or share dashboards (PDF, image, or link).</w:t>
@@ -4353,7 +4303,6 @@
       <w:pPr>
         <w:pStyle w:val="NormalWeb"/>
       </w:pPr>
-      <w:proofErr w:type="gramStart"/>
       <w:r>
         <w:rPr>
           <w:rFonts w:hAnsi="Symbol"/>
@@ -4367,45 +4316,30 @@
         <w:rPr>
           <w:rStyle w:val="Strong"/>
         </w:rPr>
-        <w:t>Performance</w:t>
-      </w:r>
-      <w:proofErr w:type="gramEnd"/>
+        <w:t>Performance:</w:t>
+      </w:r>
+      <w:r>
+        <w:t xml:space="preserve"> Dashboard should load within 3–5 seconds and handle large datasets efficiently.</w:t>
+      </w:r>
+    </w:p>
+    <w:p>
+      <w:pPr>
+        <w:pStyle w:val="NormalWeb"/>
+      </w:pPr>
+      <w:r>
+        <w:rPr>
+          <w:rFonts w:hAnsi="Symbol"/>
+        </w:rPr>
+        <w:t></w:t>
+      </w:r>
+      <w:r>
+        <w:t xml:space="preserve">  </w:t>
+      </w:r>
       <w:r>
         <w:rPr>
           <w:rStyle w:val="Strong"/>
         </w:rPr>
-        <w:t>:</w:t>
-      </w:r>
-      <w:r>
-        <w:t xml:space="preserve"> Dashboard should load within 3–5 seconds and handle large datasets efficiently.</w:t>
-      </w:r>
-    </w:p>
-    <w:p>
-      <w:pPr>
-        <w:pStyle w:val="NormalWeb"/>
-      </w:pPr>
-      <w:proofErr w:type="gramStart"/>
-      <w:r>
-        <w:rPr>
-          <w:rFonts w:hAnsi="Symbol"/>
-        </w:rPr>
-        <w:t></w:t>
-      </w:r>
-      <w:r>
-        <w:t xml:space="preserve">  </w:t>
-      </w:r>
-      <w:r>
-        <w:rPr>
-          <w:rStyle w:val="Strong"/>
-        </w:rPr>
-        <w:t>Scalability</w:t>
-      </w:r>
-      <w:proofErr w:type="gramEnd"/>
-      <w:r>
-        <w:rPr>
-          <w:rStyle w:val="Strong"/>
-        </w:rPr>
-        <w:t>:</w:t>
+        <w:t>Scalability:</w:t>
       </w:r>
       <w:r>
         <w:t xml:space="preserve"> Support additional datasets (e.g., sea</w:t>
@@ -4419,7 +4353,6 @@
       <w:pPr>
         <w:pStyle w:val="NormalWeb"/>
       </w:pPr>
-      <w:proofErr w:type="gramStart"/>
       <w:r>
         <w:rPr>
           <w:rFonts w:hAnsi="Symbol"/>
@@ -4433,28 +4366,44 @@
         <w:rPr>
           <w:rStyle w:val="Strong"/>
         </w:rPr>
-        <w:t>Reliability</w:t>
-      </w:r>
-      <w:proofErr w:type="gramEnd"/>
+        <w:t>Reliability:</w:t>
+      </w:r>
+      <w:r>
+        <w:t xml:space="preserve"> Ensure data refreshes automatically from APIs with minimal downtime.</w:t>
+      </w:r>
+    </w:p>
+    <w:p>
+      <w:pPr>
+        <w:pStyle w:val="NormalWeb"/>
+      </w:pPr>
+      <w:r>
+        <w:rPr>
+          <w:rFonts w:hAnsi="Symbol"/>
+        </w:rPr>
+        <w:t></w:t>
+      </w:r>
+      <w:r>
+        <w:t xml:space="preserve">  </w:t>
+      </w:r>
       <w:r>
         <w:rPr>
           <w:rStyle w:val="Strong"/>
         </w:rPr>
-        <w:t>:</w:t>
-      </w:r>
-      <w:r>
-        <w:t xml:space="preserve"> Ensure data refreshes automatically from APIs with minimal downtime.</w:t>
-      </w:r>
-    </w:p>
-    <w:p>
-      <w:pPr>
-        <w:pStyle w:val="NormalWeb"/>
-      </w:pPr>
-      <w:proofErr w:type="gramStart"/>
+        <w:t>Usability:</w:t>
+      </w:r>
+      <w:r>
+        <w:t xml:space="preserve"> Intuitive navigation, responsive design for desktop and mobile.</w:t>
+      </w:r>
+    </w:p>
+    <w:p>
+      <w:pPr>
+        <w:pStyle w:val="NormalWeb"/>
+      </w:pPr>
       <w:r>
         <w:rPr>
           <w:rFonts w:hAnsi="Symbol"/>
         </w:rPr>
+        <w:lastRenderedPageBreak/>
         <w:t></w:t>
       </w:r>
       <w:r>
@@ -4464,45 +4413,7 @@
         <w:rPr>
           <w:rStyle w:val="Strong"/>
         </w:rPr>
-        <w:t>Usability</w:t>
-      </w:r>
-      <w:proofErr w:type="gramEnd"/>
-      <w:r>
-        <w:rPr>
-          <w:rStyle w:val="Strong"/>
-        </w:rPr>
-        <w:t>:</w:t>
-      </w:r>
-      <w:r>
-        <w:t xml:space="preserve"> Intuitive navigation, responsive design for desktop and mobile.</w:t>
-      </w:r>
-    </w:p>
-    <w:p>
-      <w:pPr>
-        <w:pStyle w:val="NormalWeb"/>
-      </w:pPr>
-      <w:proofErr w:type="gramStart"/>
-      <w:r>
-        <w:rPr>
-          <w:rFonts w:hAnsi="Symbol"/>
-        </w:rPr>
-        <w:t></w:t>
-      </w:r>
-      <w:r>
-        <w:t xml:space="preserve">  </w:t>
-      </w:r>
-      <w:r>
-        <w:rPr>
-          <w:rStyle w:val="Strong"/>
-        </w:rPr>
-        <w:t>Security</w:t>
-      </w:r>
-      <w:proofErr w:type="gramEnd"/>
-      <w:r>
-        <w:rPr>
-          <w:rStyle w:val="Strong"/>
-        </w:rPr>
-        <w:t>:</w:t>
+        <w:t>Security:</w:t>
       </w:r>
       <w:r>
         <w:t xml:space="preserve"> Protect API keys and user data; comply with open</w:t>
@@ -4516,12 +4427,10 @@
       <w:pPr>
         <w:pStyle w:val="NormalWeb"/>
       </w:pPr>
-      <w:proofErr w:type="gramStart"/>
       <w:r>
         <w:rPr>
           <w:rFonts w:hAnsi="Symbol"/>
         </w:rPr>
-        <w:lastRenderedPageBreak/>
         <w:t></w:t>
       </w:r>
       <w:r>
@@ -4531,14 +4440,7 @@
         <w:rPr>
           <w:rStyle w:val="Strong"/>
         </w:rPr>
-        <w:t>Maintainability</w:t>
-      </w:r>
-      <w:proofErr w:type="gramEnd"/>
-      <w:r>
-        <w:rPr>
-          <w:rStyle w:val="Strong"/>
-        </w:rPr>
-        <w:t>:</w:t>
+        <w:t>Maintainability:</w:t>
       </w:r>
       <w:r>
         <w:t xml:space="preserve"> Codebase documented and version</w:t>
@@ -4604,7 +4506,6 @@
       <w:pPr>
         <w:pStyle w:val="NormalWeb"/>
       </w:pPr>
-      <w:proofErr w:type="gramStart"/>
       <w:r>
         <w:rPr>
           <w:rFonts w:hAnsi="Symbol"/>
@@ -4618,14 +4519,7 @@
         <w:rPr>
           <w:rStyle w:val="Strong"/>
         </w:rPr>
-        <w:t>Policy</w:t>
-      </w:r>
-      <w:proofErr w:type="gramEnd"/>
-      <w:r>
-        <w:rPr>
-          <w:rStyle w:val="Strong"/>
-        </w:rPr>
-        <w:t xml:space="preserve"> Makers / NGOs:</w:t>
+        <w:t>Policy Makers / NGOs:</w:t>
       </w:r>
       <w:r>
         <w:t xml:space="preserve"> Need clear insights into climate risks and sustainability progress for decision</w:t>
@@ -4639,7 +4533,6 @@
       <w:pPr>
         <w:pStyle w:val="NormalWeb"/>
       </w:pPr>
-      <w:proofErr w:type="gramStart"/>
       <w:r>
         <w:rPr>
           <w:rFonts w:hAnsi="Symbol"/>
@@ -4653,24 +4546,39 @@
         <w:rPr>
           <w:rStyle w:val="Strong"/>
         </w:rPr>
-        <w:t>Financial</w:t>
-      </w:r>
-      <w:proofErr w:type="gramEnd"/>
+        <w:t>Financial Institutions (ESG Analysts):</w:t>
+      </w:r>
+      <w:r>
+        <w:t xml:space="preserve"> Require emissions vs GDP and renewable adoption metrics for compliance and investment strategies.</w:t>
+      </w:r>
+    </w:p>
+    <w:p>
+      <w:pPr>
+        <w:pStyle w:val="NormalWeb"/>
+      </w:pPr>
+      <w:r>
+        <w:rPr>
+          <w:rFonts w:hAnsi="Symbol"/>
+        </w:rPr>
+        <w:t></w:t>
+      </w:r>
+      <w:r>
+        <w:t xml:space="preserve">  </w:t>
+      </w:r>
       <w:r>
         <w:rPr>
           <w:rStyle w:val="Strong"/>
         </w:rPr>
-        <w:t xml:space="preserve"> Institutions (ESG Analysts):</w:t>
-      </w:r>
-      <w:r>
-        <w:t xml:space="preserve"> Require emissions vs GDP and renewable adoption metrics for compliance and investment strategies.</w:t>
-      </w:r>
-    </w:p>
-    <w:p>
-      <w:pPr>
-        <w:pStyle w:val="NormalWeb"/>
-      </w:pPr>
-      <w:proofErr w:type="gramStart"/>
+        <w:t>Energy Companies:</w:t>
+      </w:r>
+      <w:r>
+        <w:t xml:space="preserve"> Want to benchmark renewable energy penetration and assess climate impact.</w:t>
+      </w:r>
+    </w:p>
+    <w:p>
+      <w:pPr>
+        <w:pStyle w:val="NormalWeb"/>
+      </w:pPr>
       <w:r>
         <w:rPr>
           <w:rFonts w:hAnsi="Symbol"/>
@@ -4684,76 +4592,30 @@
         <w:rPr>
           <w:rStyle w:val="Strong"/>
         </w:rPr>
-        <w:t>Energy</w:t>
-      </w:r>
-      <w:proofErr w:type="gramEnd"/>
+        <w:t>Data Scientists / Analysts:</w:t>
+      </w:r>
+      <w:r>
+        <w:t xml:space="preserve"> Expect advanced visualization techniques and reproducible workflows for analysis.</w:t>
+      </w:r>
+    </w:p>
+    <w:p>
+      <w:pPr>
+        <w:pStyle w:val="NormalWeb"/>
+      </w:pPr>
+      <w:r>
+        <w:rPr>
+          <w:rFonts w:hAnsi="Symbol"/>
+        </w:rPr>
+        <w:t></w:t>
+      </w:r>
+      <w:r>
+        <w:t xml:space="preserve">  </w:t>
+      </w:r>
       <w:r>
         <w:rPr>
           <w:rStyle w:val="Strong"/>
         </w:rPr>
-        <w:t xml:space="preserve"> Companies:</w:t>
-      </w:r>
-      <w:r>
-        <w:t xml:space="preserve"> Want to benchmark renewable energy penetration and assess climate impact.</w:t>
-      </w:r>
-    </w:p>
-    <w:p>
-      <w:pPr>
-        <w:pStyle w:val="NormalWeb"/>
-      </w:pPr>
-      <w:proofErr w:type="gramStart"/>
-      <w:r>
-        <w:rPr>
-          <w:rFonts w:hAnsi="Symbol"/>
-        </w:rPr>
-        <w:t></w:t>
-      </w:r>
-      <w:r>
-        <w:t xml:space="preserve">  </w:t>
-      </w:r>
-      <w:r>
-        <w:rPr>
-          <w:rStyle w:val="Strong"/>
-        </w:rPr>
-        <w:t>Data</w:t>
-      </w:r>
-      <w:proofErr w:type="gramEnd"/>
-      <w:r>
-        <w:rPr>
-          <w:rStyle w:val="Strong"/>
-        </w:rPr>
-        <w:t xml:space="preserve"> Scientists / Analysts:</w:t>
-      </w:r>
-      <w:r>
-        <w:t xml:space="preserve"> Expect advanced visualization techniques and reproducible workflows for analysis.</w:t>
-      </w:r>
-    </w:p>
-    <w:p>
-      <w:pPr>
-        <w:pStyle w:val="NormalWeb"/>
-      </w:pPr>
-      <w:proofErr w:type="gramStart"/>
-      <w:r>
-        <w:rPr>
-          <w:rFonts w:hAnsi="Symbol"/>
-        </w:rPr>
-        <w:t></w:t>
-      </w:r>
-      <w:r>
-        <w:t xml:space="preserve">  </w:t>
-      </w:r>
-      <w:r>
-        <w:rPr>
-          <w:rStyle w:val="Strong"/>
-        </w:rPr>
-        <w:t>General</w:t>
-      </w:r>
-      <w:proofErr w:type="gramEnd"/>
-      <w:r>
-        <w:rPr>
-          <w:rStyle w:val="Strong"/>
-        </w:rPr>
-        <w:t xml:space="preserve"> Public / Educators:</w:t>
+        <w:t>General Public / Educators:</w:t>
       </w:r>
       <w:r>
         <w:t xml:space="preserve"> Desire accessible, story</w:t>
@@ -4887,7 +4749,6 @@
       <w:pPr>
         <w:pStyle w:val="NormalWeb"/>
       </w:pPr>
-      <w:proofErr w:type="gramStart"/>
       <w:r>
         <w:rPr>
           <w:rFonts w:hAnsi="Symbol"/>
@@ -4901,14 +4762,7 @@
         <w:rPr>
           <w:rStyle w:val="Strong"/>
         </w:rPr>
-        <w:t>Policy</w:t>
-      </w:r>
-      <w:proofErr w:type="gramEnd"/>
-      <w:r>
-        <w:rPr>
-          <w:rStyle w:val="Strong"/>
-        </w:rPr>
-        <w:t xml:space="preserve"> Makers &amp; NGOs:</w:t>
+        <w:t>Policy Makers &amp; NGOs:</w:t>
       </w:r>
       <w:r>
         <w:t xml:space="preserve"> Need clear, evidence</w:t>
@@ -4922,38 +4776,6 @@
       <w:pPr>
         <w:pStyle w:val="NormalWeb"/>
       </w:pPr>
-      <w:proofErr w:type="gramStart"/>
-      <w:r>
-        <w:rPr>
-          <w:rFonts w:hAnsi="Symbol"/>
-        </w:rPr>
-        <w:t></w:t>
-      </w:r>
-      <w:r>
-        <w:t xml:space="preserve">  </w:t>
-      </w:r>
-      <w:r>
-        <w:rPr>
-          <w:rStyle w:val="Strong"/>
-        </w:rPr>
-        <w:t>Financial</w:t>
-      </w:r>
-      <w:proofErr w:type="gramEnd"/>
-      <w:r>
-        <w:rPr>
-          <w:rStyle w:val="Strong"/>
-        </w:rPr>
-        <w:t xml:space="preserve"> Institutions (ESG Analysts):</w:t>
-      </w:r>
-      <w:r>
-        <w:t xml:space="preserve"> Require emissions vs GDP and renewable adoption metrics to evaluate compliance with Paris Agreement and inform investment strategies.</w:t>
-      </w:r>
-    </w:p>
-    <w:p>
-      <w:pPr>
-        <w:pStyle w:val="NormalWeb"/>
-      </w:pPr>
-      <w:proofErr w:type="gramStart"/>
       <w:r>
         <w:rPr>
           <w:rFonts w:hAnsi="Symbol"/>
@@ -4968,14 +4790,30 @@
         <w:rPr>
           <w:rStyle w:val="Strong"/>
         </w:rPr>
-        <w:t>Energy</w:t>
-      </w:r>
-      <w:proofErr w:type="gramEnd"/>
+        <w:t>Financial Institutions (ESG Analysts):</w:t>
+      </w:r>
+      <w:r>
+        <w:t xml:space="preserve"> Require emissions vs GDP and renewable adoption metrics to evaluate compliance with Paris Agreement and inform investment strategies.</w:t>
+      </w:r>
+    </w:p>
+    <w:p>
+      <w:pPr>
+        <w:pStyle w:val="NormalWeb"/>
+      </w:pPr>
+      <w:r>
+        <w:rPr>
+          <w:rFonts w:hAnsi="Symbol"/>
+        </w:rPr>
+        <w:t></w:t>
+      </w:r>
+      <w:r>
+        <w:t xml:space="preserve">  </w:t>
+      </w:r>
       <w:r>
         <w:rPr>
           <w:rStyle w:val="Strong"/>
         </w:rPr>
-        <w:t xml:space="preserve"> Companies:</w:t>
+        <w:t>Energy Companies:</w:t>
       </w:r>
       <w:r>
         <w:t xml:space="preserve"> Want benchmarking of renewable energy penetration and climate impact to shape business strategy.</w:t>
@@ -4985,7 +4823,6 @@
       <w:pPr>
         <w:pStyle w:val="NormalWeb"/>
       </w:pPr>
-      <w:proofErr w:type="gramStart"/>
       <w:r>
         <w:rPr>
           <w:rFonts w:hAnsi="Symbol"/>
@@ -4999,14 +4836,7 @@
         <w:rPr>
           <w:rStyle w:val="Strong"/>
         </w:rPr>
-        <w:t>Educators</w:t>
-      </w:r>
-      <w:proofErr w:type="gramEnd"/>
-      <w:r>
-        <w:rPr>
-          <w:rStyle w:val="Strong"/>
-        </w:rPr>
-        <w:t xml:space="preserve"> &amp; Public:</w:t>
+        <w:t>Educators &amp; Public:</w:t>
       </w:r>
       <w:r>
         <w:t xml:space="preserve"> Desire accessible, story</w:t>
@@ -5072,7 +4902,6 @@
       <w:pPr>
         <w:pStyle w:val="NormalWeb"/>
       </w:pPr>
-      <w:proofErr w:type="gramStart"/>
       <w:r>
         <w:rPr>
           <w:rFonts w:hAnsi="Symbol"/>
@@ -5086,45 +4915,30 @@
         <w:rPr>
           <w:rStyle w:val="Strong"/>
         </w:rPr>
-        <w:t>Tableau</w:t>
-      </w:r>
-      <w:proofErr w:type="gramEnd"/>
+        <w:t>Tableau &amp; Power BI Dashboards:</w:t>
+      </w:r>
+      <w:r>
+        <w:t xml:space="preserve"> Widely used for ESG and sustainability reporting but often limited to static corporate datasets.</w:t>
+      </w:r>
+    </w:p>
+    <w:p>
+      <w:pPr>
+        <w:pStyle w:val="NormalWeb"/>
+      </w:pPr>
+      <w:r>
+        <w:rPr>
+          <w:rFonts w:hAnsi="Symbol"/>
+        </w:rPr>
+        <w:t></w:t>
+      </w:r>
+      <w:r>
+        <w:t xml:space="preserve">  </w:t>
+      </w:r>
       <w:r>
         <w:rPr>
           <w:rStyle w:val="Strong"/>
         </w:rPr>
-        <w:t xml:space="preserve"> &amp; Power BI Dashboards:</w:t>
-      </w:r>
-      <w:r>
-        <w:t xml:space="preserve"> Widely used for ESG and sustainability reporting but often limited to static corporate datasets.</w:t>
-      </w:r>
-    </w:p>
-    <w:p>
-      <w:pPr>
-        <w:pStyle w:val="NormalWeb"/>
-      </w:pPr>
-      <w:proofErr w:type="gramStart"/>
-      <w:r>
-        <w:rPr>
-          <w:rFonts w:hAnsi="Symbol"/>
-        </w:rPr>
-        <w:t></w:t>
-      </w:r>
-      <w:r>
-        <w:t xml:space="preserve">  </w:t>
-      </w:r>
-      <w:r>
-        <w:rPr>
-          <w:rStyle w:val="Strong"/>
-        </w:rPr>
-        <w:t>Climate</w:t>
-      </w:r>
-      <w:proofErr w:type="gramEnd"/>
-      <w:r>
-        <w:rPr>
-          <w:rStyle w:val="Strong"/>
-        </w:rPr>
-        <w:t xml:space="preserve"> Data Portals (e.g., NOAA Climate Data Online, NASA NEO):</w:t>
+        <w:t>Climate Data Portals (e.g., NOAA Climate Data Online, NASA NEO):</w:t>
       </w:r>
       <w:r>
         <w:t xml:space="preserve"> Provide raw data and basic charts but lack integrated storytelling and cross</w:t>
@@ -5138,7 +4952,6 @@
       <w:pPr>
         <w:pStyle w:val="NormalWeb"/>
       </w:pPr>
-      <w:proofErr w:type="gramStart"/>
       <w:r>
         <w:rPr>
           <w:rFonts w:hAnsi="Symbol"/>
@@ -5152,45 +4965,30 @@
         <w:rPr>
           <w:rStyle w:val="Strong"/>
         </w:rPr>
-        <w:t>Commercial</w:t>
-      </w:r>
-      <w:proofErr w:type="gramEnd"/>
+        <w:t>Commercial ESG Platforms (e.g., MSCI ESG Manager, Sustainalytics):</w:t>
+      </w:r>
+      <w:r>
+        <w:t xml:space="preserve"> Offer proprietary dashboards but focus on financial compliance rather than open, exploratory visualization.</w:t>
+      </w:r>
+    </w:p>
+    <w:p>
+      <w:pPr>
+        <w:pStyle w:val="NormalWeb"/>
+      </w:pPr>
+      <w:r>
+        <w:rPr>
+          <w:rFonts w:hAnsi="Symbol"/>
+        </w:rPr>
+        <w:t></w:t>
+      </w:r>
+      <w:r>
+        <w:t xml:space="preserve">  </w:t>
+      </w:r>
       <w:r>
         <w:rPr>
           <w:rStyle w:val="Strong"/>
         </w:rPr>
-        <w:t xml:space="preserve"> ESG Platforms (e.g., MSCI ESG Manager, Sustainalytics):</w:t>
-      </w:r>
-      <w:r>
-        <w:t xml:space="preserve"> Offer proprietary dashboards but focus on financial compliance rather than open, exploratory visualization.</w:t>
-      </w:r>
-    </w:p>
-    <w:p>
-      <w:pPr>
-        <w:pStyle w:val="NormalWeb"/>
-      </w:pPr>
-      <w:proofErr w:type="gramStart"/>
-      <w:r>
-        <w:rPr>
-          <w:rFonts w:hAnsi="Symbol"/>
-        </w:rPr>
-        <w:t></w:t>
-      </w:r>
-      <w:r>
-        <w:t xml:space="preserve">  </w:t>
-      </w:r>
-      <w:r>
-        <w:rPr>
-          <w:rStyle w:val="Strong"/>
-        </w:rPr>
-        <w:t>Gap</w:t>
-      </w:r>
-      <w:proofErr w:type="gramEnd"/>
-      <w:r>
-        <w:rPr>
-          <w:rStyle w:val="Strong"/>
-        </w:rPr>
-        <w:t xml:space="preserve"> Identified:</w:t>
+        <w:t>Gap Identified:</w:t>
       </w:r>
       <w:r>
         <w:t xml:space="preserve"> Few solutions combine </w:t>
@@ -5270,7 +5068,6 @@
       <w:pPr>
         <w:pStyle w:val="NormalWeb"/>
       </w:pPr>
-      <w:proofErr w:type="gramStart"/>
       <w:r>
         <w:rPr>
           <w:rFonts w:hAnsi="Symbol"/>
@@ -5284,14 +5081,7 @@
         <w:rPr>
           <w:rStyle w:val="Strong"/>
         </w:rPr>
-        <w:t>Market</w:t>
-      </w:r>
-      <w:proofErr w:type="gramEnd"/>
-      <w:r>
-        <w:rPr>
-          <w:rStyle w:val="Strong"/>
-        </w:rPr>
-        <w:t xml:space="preserve"> Demand:</w:t>
+        <w:t>Market Demand:</w:t>
       </w:r>
       <w:r>
         <w:t xml:space="preserve"> Data visualization roles have grown by 130% in five years, with ESG and sustainability analytics among the fastest</w:t>
@@ -5305,7 +5095,6 @@
       <w:pPr>
         <w:pStyle w:val="NormalWeb"/>
       </w:pPr>
-      <w:proofErr w:type="gramStart"/>
       <w:r>
         <w:rPr>
           <w:rFonts w:hAnsi="Symbol"/>
@@ -5319,45 +5108,30 @@
         <w:rPr>
           <w:rStyle w:val="Strong"/>
         </w:rPr>
-        <w:t>Business</w:t>
-      </w:r>
-      <w:proofErr w:type="gramEnd"/>
+        <w:t>Business Need:</w:t>
+      </w:r>
+      <w:r>
+        <w:t xml:space="preserve"> Climate change and pollution cost ~6.1% of global GDP; organizations require tools to quantify risks and track sustainability progress.</w:t>
+      </w:r>
+    </w:p>
+    <w:p>
+      <w:pPr>
+        <w:pStyle w:val="NormalWeb"/>
+      </w:pPr>
+      <w:r>
+        <w:rPr>
+          <w:rFonts w:hAnsi="Symbol"/>
+        </w:rPr>
+        <w:t></w:t>
+      </w:r>
+      <w:r>
+        <w:t xml:space="preserve">  </w:t>
+      </w:r>
       <w:r>
         <w:rPr>
           <w:rStyle w:val="Strong"/>
         </w:rPr>
-        <w:t xml:space="preserve"> Need:</w:t>
-      </w:r>
-      <w:r>
-        <w:t xml:space="preserve"> Climate change and pollution cost ~6.1% of global GDP; organizations require tools to quantify risks and track sustainability progress.</w:t>
-      </w:r>
-    </w:p>
-    <w:p>
-      <w:pPr>
-        <w:pStyle w:val="NormalWeb"/>
-      </w:pPr>
-      <w:proofErr w:type="gramStart"/>
-      <w:r>
-        <w:rPr>
-          <w:rFonts w:hAnsi="Symbol"/>
-        </w:rPr>
-        <w:t></w:t>
-      </w:r>
-      <w:r>
-        <w:t xml:space="preserve">  </w:t>
-      </w:r>
-      <w:r>
-        <w:rPr>
-          <w:rStyle w:val="Strong"/>
-        </w:rPr>
-        <w:t>Data</w:t>
-      </w:r>
-      <w:proofErr w:type="gramEnd"/>
-      <w:r>
-        <w:rPr>
-          <w:rStyle w:val="Strong"/>
-        </w:rPr>
-        <w:t xml:space="preserve"> Availability:</w:t>
+        <w:t>Data Availability:</w:t>
       </w:r>
     </w:p>
     <w:p>
@@ -5444,11 +5218,11 @@
       <w:pPr>
         <w:pStyle w:val="NormalWeb"/>
       </w:pPr>
-      <w:proofErr w:type="gramStart"/>
       <w:r>
         <w:rPr>
           <w:rFonts w:hAnsi="Symbol"/>
         </w:rPr>
+        <w:lastRenderedPageBreak/>
         <w:t></w:t>
       </w:r>
       <w:r>
@@ -5458,14 +5232,7 @@
         <w:rPr>
           <w:rStyle w:val="Strong"/>
         </w:rPr>
-        <w:t>Opportunity</w:t>
-      </w:r>
-      <w:proofErr w:type="gramEnd"/>
-      <w:r>
-        <w:rPr>
-          <w:rStyle w:val="Strong"/>
-        </w:rPr>
-        <w:t>:</w:t>
+        <w:t>Opportunity:</w:t>
       </w:r>
       <w:r>
         <w:t xml:space="preserve"> By integrating these datasets, the dashboard provides </w:t>
@@ -5497,7 +5264,6 @@
           <w:sz w:val="36"/>
           <w:szCs w:val="36"/>
         </w:rPr>
-        <w:lastRenderedPageBreak/>
         <w:t>PROJECT PLAN</w:t>
       </w:r>
       <w:r>
@@ -5966,6 +5732,7 @@
         </w:numPr>
       </w:pPr>
       <w:r>
+        <w:lastRenderedPageBreak/>
         <w:t>Add annotations, narrative text, and default story panels.</w:t>
       </w:r>
     </w:p>
@@ -6017,7 +5784,6 @@
         </w:numPr>
       </w:pPr>
       <w:r>
-        <w:lastRenderedPageBreak/>
         <w:t xml:space="preserve">Accessibility testing for </w:t>
       </w:r>
       <w:proofErr w:type="spellStart"/>
@@ -7813,18 +7579,10 @@
         </w:numPr>
       </w:pPr>
       <w:r>
-        <w:t xml:space="preserve">NASA GISTEMP — </w:t>
-      </w:r>
-      <w:proofErr w:type="gramStart"/>
-      <w:r>
-        <w:t>Temperature</w:t>
-      </w:r>
-      <w:r>
-        <w:t xml:space="preserve"> :</w:t>
-      </w:r>
-      <w:proofErr w:type="gramEnd"/>
-      <w:r>
-        <w:t xml:space="preserve">   </w:t>
+        <w:t>NASA GISTEMP — Temperature</w:t>
+      </w:r>
+      <w:r>
+        <w:t xml:space="preserve"> :   </w:t>
       </w:r>
       <w:r>
         <w:t> " https://data.giss.nasa.gov/gistemp/tabledata_v4/GLB.Ts+dSST.csv "</w:t>
@@ -7847,27 +7605,15 @@
           <w:b/>
           <w:bCs/>
         </w:rPr>
-        <w:t xml:space="preserve">NASA POWER — </w:t>
-      </w:r>
-      <w:proofErr w:type="gramStart"/>
-      <w:r>
-        <w:rPr>
-          <w:b/>
-          <w:bCs/>
-        </w:rPr>
-        <w:t>Precipitation</w:t>
+        <w:t>NASA POWER — Precipitation</w:t>
       </w:r>
       <w:r>
         <w:t xml:space="preserve"> </w:t>
       </w:r>
       <w:r>
-        <w:t>:</w:t>
-      </w:r>
-      <w:proofErr w:type="gramEnd"/>
-      <w:r>
-        <w:t xml:space="preserve"> </w:t>
-      </w:r>
-      <w:hyperlink r:id="rId12" w:history="1">
+        <w:t xml:space="preserve">: </w:t>
+      </w:r>
+      <w:hyperlink r:id="rId11" w:history="1">
         <w:r>
           <w:rPr>
             <w:rStyle w:val="Hyperlink"/>
@@ -7912,25 +7658,13 @@
           <w:b/>
           <w:bCs/>
         </w:rPr>
-        <w:t>NOAA — Atmospheric CO</w:t>
-      </w:r>
-      <w:proofErr w:type="gramStart"/>
-      <w:r>
-        <w:rPr>
-          <w:b/>
-          <w:bCs/>
-        </w:rPr>
-        <w:t>₂</w:t>
+        <w:t>NOAA — Atmospheric CO₂</w:t>
       </w:r>
       <w:r>
         <w:t xml:space="preserve"> </w:t>
       </w:r>
       <w:r>
-        <w:t>:</w:t>
-      </w:r>
-      <w:proofErr w:type="gramEnd"/>
-      <w:r>
-        <w:t xml:space="preserve"> (</w:t>
+        <w:t>: (</w:t>
       </w:r>
       <w:r>
         <w:t>NOAA Mauna Loa monthly mean CO₂ dataset</w:t>
@@ -8055,15 +7789,7 @@
       </w:r>
       <w:proofErr w:type="spellEnd"/>
       <w:r>
-        <w:t xml:space="preserve"> = https://api.worldbank.org/v2/country/{country_code}/indicator/{indicator}?date={start</w:t>
-      </w:r>
-      <w:proofErr w:type="gramStart"/>
-      <w:r>
-        <w:t>}:{</w:t>
-      </w:r>
-      <w:proofErr w:type="gramEnd"/>
-      <w:r>
-        <w:t>end}&amp;format=json&amp;per_page=500"</w:t>
+        <w:t xml:space="preserve"> = https://api.worldbank.org/v2/country/{country_code}/indicator/{indicator}?date={start}:{end}&amp;format=json&amp;per_page=500"</w:t>
       </w:r>
     </w:p>
     <w:p>
@@ -8105,23 +7831,7 @@
         <w:t xml:space="preserve">                      </w:t>
       </w:r>
       <w:r>
-        <w:t>f"https://api.worldbank.org/v2/country/{country_</w:t>
-      </w:r>
-      <w:proofErr w:type="gramStart"/>
-      <w:r>
-        <w:t>code}/indicator/EG.FEC.RNEW.ZS</w:t>
-      </w:r>
-      <w:proofErr w:type="gramEnd"/>
-      <w:r>
-        <w:t>?date={start</w:t>
-      </w:r>
-      <w:proofErr w:type="gramStart"/>
-      <w:r>
-        <w:t>}:{</w:t>
-      </w:r>
-      <w:proofErr w:type="gramEnd"/>
-      <w:r>
-        <w:t>end}&amp;format=json&amp;per_page=500"</w:t>
+        <w:t>f"https://api.worldbank.org/v2/country/{country_code}/indicator/EG.FEC.RNEW.ZS?date={start}:{end}&amp;format=json&amp;per_page=500"</w:t>
       </w:r>
     </w:p>
     <w:p/>
@@ -8147,7 +7857,7 @@
     <w:p/>
     <w:p/>
     <w:sectPr>
-      <w:headerReference w:type="default" r:id="rId13"/>
+      <w:headerReference w:type="default" r:id="rId12"/>
       <w:pgSz w:w="11906" w:h="16838"/>
       <w:pgMar w:top="1440" w:right="1440" w:bottom="1440" w:left="1440" w:header="708" w:footer="708" w:gutter="0"/>
       <w:cols w:space="708"/>
@@ -8158,7 +7868,7 @@
 </file>
 
 <file path=word/endnotes.xml><?xml version="1.0" encoding="utf-8"?>
-<w:endnotes xmlns:wpc="http://schemas.microsoft.com/office/word/2010/wordprocessingCanvas" xmlns:cx="http://schemas.microsoft.com/office/drawing/2014/chartex" xmlns:cx1="http://schemas.microsoft.com/office/drawing/2015/9/8/chartex" xmlns:cx2="http://schemas.microsoft.com/office/drawing/2015/10/21/chartex" xmlns:cx3="http://schemas.microsoft.com/office/drawing/2016/5/9/chartex" xmlns:cx4="http://schemas.microsoft.com/office/drawing/2016/5/10/chartex" xmlns:cx5="http://schemas.microsoft.com/office/drawing/2016/5/11/chartex" xmlns:cx6="http://schemas.microsoft.com/office/drawing/2016/5/12/chartex" xmlns:cx7="http://schemas.microsoft.com/office/drawing/2016/5/13/chartex" xmlns:cx8="http://schemas.microsoft.com/office/drawing/2016/5/14/chartex" xmlns:mc="http://schemas.openxmlformats.org/markup-compatibility/2006" xmlns:aink="http://schemas.microsoft.com/office/drawing/2016/ink" xmlns:am3d="http://schemas.microsoft.com/office/drawing/2017/model3d" xmlns:o="urn:schemas-microsoft-com:office:office" xmlns:oel="http://schemas.microsoft.com/office/2019/extlst" xmlns:r="http://schemas.openxmlformats.org/officeDocument/2006/relationships" xmlns:m="http://schemas.openxmlformats.org/officeDocument/2006/math" xmlns:v="urn:schemas-microsoft-com:vml" xmlns:wp14="http://schemas.microsoft.com/office/word/2010/wordprocessingDrawing" xmlns:wp="http://schemas.openxmlformats.org/drawingml/2006/wordprocessingDrawing" xmlns:w10="urn:schemas-microsoft-com:office:word" xmlns:w="http://schemas.openxmlformats.org/wordprocessingml/2006/main" xmlns:w14="http://schemas.microsoft.com/office/word/2010/wordml" xmlns:w15="http://schemas.microsoft.com/office/word/2012/wordml" xmlns:w16cei="http://schemas.microsoft.com/office/word/2026/wordml/cei" xmlns:w16cex="http://schemas.microsoft.com/office/word/2018/wordml/cex" xmlns:w16cid="http://schemas.microsoft.com/office/word/2016/wordml/cid" xmlns:w16="http://schemas.microsoft.com/office/word/2018/wordml" xmlns:w16du="http://schemas.microsoft.com/office/word/2023/wordml/word16du" xmlns:w16sdtdh="http://schemas.microsoft.com/office/word/2020/wordml/sdtdatahash" xmlns:w16sdtfl="http://schemas.microsoft.com/office/word/2024/wordml/sdtformatlock" xmlns:w16se="http://schemas.microsoft.com/office/word/2015/wordml/symex" xmlns:wpg="http://schemas.microsoft.com/office/word/2010/wordprocessingGroup" xmlns:wpi="http://schemas.microsoft.com/office/word/2010/wordprocessingInk" xmlns:wne="http://schemas.microsoft.com/office/word/2006/wordml" xmlns:wps="http://schemas.microsoft.com/office/word/2010/wordprocessingShape" mc:Ignorable="w14 w15 w16se w16cid w16 w16cex w16sdtdh w16sdtfl w16du wp14">
+<w:endnotes xmlns:wpc="http://schemas.microsoft.com/office/word/2010/wordprocessingCanvas" xmlns:cx="http://schemas.microsoft.com/office/drawing/2014/chartex" xmlns:cx1="http://schemas.microsoft.com/office/drawing/2015/9/8/chartex" xmlns:cx2="http://schemas.microsoft.com/office/drawing/2015/10/21/chartex" xmlns:cx3="http://schemas.microsoft.com/office/drawing/2016/5/9/chartex" xmlns:cx4="http://schemas.microsoft.com/office/drawing/2016/5/10/chartex" xmlns:cx5="http://schemas.microsoft.com/office/drawing/2016/5/11/chartex" xmlns:cx6="http://schemas.microsoft.com/office/drawing/2016/5/12/chartex" xmlns:cx7="http://schemas.microsoft.com/office/drawing/2016/5/13/chartex" xmlns:cx8="http://schemas.microsoft.com/office/drawing/2016/5/14/chartex" xmlns:mc="http://schemas.openxmlformats.org/markup-compatibility/2006" xmlns:aink="http://schemas.microsoft.com/office/drawing/2016/ink" xmlns:am3d="http://schemas.microsoft.com/office/drawing/2017/model3d" xmlns:o="urn:schemas-microsoft-com:office:office" xmlns:oel="http://schemas.microsoft.com/office/2019/extlst" xmlns:r="http://schemas.openxmlformats.org/officeDocument/2006/relationships" xmlns:m="http://schemas.openxmlformats.org/officeDocument/2006/math" xmlns:v="urn:schemas-microsoft-com:vml" xmlns:wp14="http://schemas.microsoft.com/office/word/2010/wordprocessingDrawing" xmlns:wp="http://schemas.openxmlformats.org/drawingml/2006/wordprocessingDrawing" xmlns:w10="urn:schemas-microsoft-com:office:word" xmlns:w="http://schemas.openxmlformats.org/wordprocessingml/2006/main" xmlns:w14="http://schemas.microsoft.com/office/word/2010/wordml" xmlns:w15="http://schemas.microsoft.com/office/word/2012/wordml" xmlns:w16cex="http://schemas.microsoft.com/office/word/2018/wordml/cex" xmlns:w16cid="http://schemas.microsoft.com/office/word/2016/wordml/cid" xmlns:w16="http://schemas.microsoft.com/office/word/2018/wordml" xmlns:w16du="http://schemas.microsoft.com/office/word/2023/wordml/word16du" xmlns:w16sdtdh="http://schemas.microsoft.com/office/word/2020/wordml/sdtdatahash" xmlns:w16sdtfl="http://schemas.microsoft.com/office/word/2024/wordml/sdtformatlock" xmlns:w16se="http://schemas.microsoft.com/office/word/2015/wordml/symex" xmlns:wpg="http://schemas.microsoft.com/office/word/2010/wordprocessingGroup" xmlns:wpi="http://schemas.microsoft.com/office/word/2010/wordprocessingInk" xmlns:wne="http://schemas.microsoft.com/office/word/2006/wordml" xmlns:wps="http://schemas.microsoft.com/office/word/2010/wordprocessingShape" mc:Ignorable="w14 w15 w16se w16cid w16 w16cex w16sdtdh w16sdtfl w16du wp14">
   <w:endnote w:type="separator" w:id="-1">
     <w:p>
       <w:pPr>
@@ -8183,7 +7893,7 @@
 </file>
 
 <file path=word/footnotes.xml><?xml version="1.0" encoding="utf-8"?>
-<w:footnotes xmlns:wpc="http://schemas.microsoft.com/office/word/2010/wordprocessingCanvas" xmlns:cx="http://schemas.microsoft.com/office/drawing/2014/chartex" xmlns:cx1="http://schemas.microsoft.com/office/drawing/2015/9/8/chartex" xmlns:cx2="http://schemas.microsoft.com/office/drawing/2015/10/21/chartex" xmlns:cx3="http://schemas.microsoft.com/office/drawing/2016/5/9/chartex" xmlns:cx4="http://schemas.microsoft.com/office/drawing/2016/5/10/chartex" xmlns:cx5="http://schemas.microsoft.com/office/drawing/2016/5/11/chartex" xmlns:cx6="http://schemas.microsoft.com/office/drawing/2016/5/12/chartex" xmlns:cx7="http://schemas.microsoft.com/office/drawing/2016/5/13/chartex" xmlns:cx8="http://schemas.microsoft.com/office/drawing/2016/5/14/chartex" xmlns:mc="http://schemas.openxmlformats.org/markup-compatibility/2006" xmlns:aink="http://schemas.microsoft.com/office/drawing/2016/ink" xmlns:am3d="http://schemas.microsoft.com/office/drawing/2017/model3d" xmlns:o="urn:schemas-microsoft-com:office:office" xmlns:oel="http://schemas.microsoft.com/office/2019/extlst" xmlns:r="http://schemas.openxmlformats.org/officeDocument/2006/relationships" xmlns:m="http://schemas.openxmlformats.org/officeDocument/2006/math" xmlns:v="urn:schemas-microsoft-com:vml" xmlns:wp14="http://schemas.microsoft.com/office/word/2010/wordprocessingDrawing" xmlns:wp="http://schemas.openxmlformats.org/drawingml/2006/wordprocessingDrawing" xmlns:w10="urn:schemas-microsoft-com:office:word" xmlns:w="http://schemas.openxmlformats.org/wordprocessingml/2006/main" xmlns:w14="http://schemas.microsoft.com/office/word/2010/wordml" xmlns:w15="http://schemas.microsoft.com/office/word/2012/wordml" xmlns:w16cei="http://schemas.microsoft.com/office/word/2026/wordml/cei" xmlns:w16cex="http://schemas.microsoft.com/office/word/2018/wordml/cex" xmlns:w16cid="http://schemas.microsoft.com/office/word/2016/wordml/cid" xmlns:w16="http://schemas.microsoft.com/office/word/2018/wordml" xmlns:w16du="http://schemas.microsoft.com/office/word/2023/wordml/word16du" xmlns:w16sdtdh="http://schemas.microsoft.com/office/word/2020/wordml/sdtdatahash" xmlns:w16sdtfl="http://schemas.microsoft.com/office/word/2024/wordml/sdtformatlock" xmlns:w16se="http://schemas.microsoft.com/office/word/2015/wordml/symex" xmlns:wpg="http://schemas.microsoft.com/office/word/2010/wordprocessingGroup" xmlns:wpi="http://schemas.microsoft.com/office/word/2010/wordprocessingInk" xmlns:wne="http://schemas.microsoft.com/office/word/2006/wordml" xmlns:wps="http://schemas.microsoft.com/office/word/2010/wordprocessingShape" mc:Ignorable="w14 w15 w16se w16cid w16 w16cex w16sdtdh w16sdtfl w16du wp14">
+<w:footnotes xmlns:wpc="http://schemas.microsoft.com/office/word/2010/wordprocessingCanvas" xmlns:cx="http://schemas.microsoft.com/office/drawing/2014/chartex" xmlns:cx1="http://schemas.microsoft.com/office/drawing/2015/9/8/chartex" xmlns:cx2="http://schemas.microsoft.com/office/drawing/2015/10/21/chartex" xmlns:cx3="http://schemas.microsoft.com/office/drawing/2016/5/9/chartex" xmlns:cx4="http://schemas.microsoft.com/office/drawing/2016/5/10/chartex" xmlns:cx5="http://schemas.microsoft.com/office/drawing/2016/5/11/chartex" xmlns:cx6="http://schemas.microsoft.com/office/drawing/2016/5/12/chartex" xmlns:cx7="http://schemas.microsoft.com/office/drawing/2016/5/13/chartex" xmlns:cx8="http://schemas.microsoft.com/office/drawing/2016/5/14/chartex" xmlns:mc="http://schemas.openxmlformats.org/markup-compatibility/2006" xmlns:aink="http://schemas.microsoft.com/office/drawing/2016/ink" xmlns:am3d="http://schemas.microsoft.com/office/drawing/2017/model3d" xmlns:o="urn:schemas-microsoft-com:office:office" xmlns:oel="http://schemas.microsoft.com/office/2019/extlst" xmlns:r="http://schemas.openxmlformats.org/officeDocument/2006/relationships" xmlns:m="http://schemas.openxmlformats.org/officeDocument/2006/math" xmlns:v="urn:schemas-microsoft-com:vml" xmlns:wp14="http://schemas.microsoft.com/office/word/2010/wordprocessingDrawing" xmlns:wp="http://schemas.openxmlformats.org/drawingml/2006/wordprocessingDrawing" xmlns:w10="urn:schemas-microsoft-com:office:word" xmlns:w="http://schemas.openxmlformats.org/wordprocessingml/2006/main" xmlns:w14="http://schemas.microsoft.com/office/word/2010/wordml" xmlns:w15="http://schemas.microsoft.com/office/word/2012/wordml" xmlns:w16cex="http://schemas.microsoft.com/office/word/2018/wordml/cex" xmlns:w16cid="http://schemas.microsoft.com/office/word/2016/wordml/cid" xmlns:w16="http://schemas.microsoft.com/office/word/2018/wordml" xmlns:w16du="http://schemas.microsoft.com/office/word/2023/wordml/word16du" xmlns:w16sdtdh="http://schemas.microsoft.com/office/word/2020/wordml/sdtdatahash" xmlns:w16sdtfl="http://schemas.microsoft.com/office/word/2024/wordml/sdtformatlock" xmlns:w16se="http://schemas.microsoft.com/office/word/2015/wordml/symex" xmlns:wpg="http://schemas.microsoft.com/office/word/2010/wordprocessingGroup" xmlns:wpi="http://schemas.microsoft.com/office/word/2010/wordprocessingInk" xmlns:wne="http://schemas.microsoft.com/office/word/2006/wordml" xmlns:wps="http://schemas.microsoft.com/office/word/2010/wordprocessingShape" mc:Ignorable="w14 w15 w16se w16cid w16 w16cex w16sdtdh w16sdtfl w16du wp14">
   <w:footnote w:type="separator" w:id="-1">
     <w:p>
       <w:pPr>
@@ -8208,7 +7918,7 @@
 </file>
 
 <file path=word/header1.xml><?xml version="1.0" encoding="utf-8"?>
-<w:hdr xmlns:wpc="http://schemas.microsoft.com/office/word/2010/wordprocessingCanvas" xmlns:cx="http://schemas.microsoft.com/office/drawing/2014/chartex" xmlns:cx1="http://schemas.microsoft.com/office/drawing/2015/9/8/chartex" xmlns:cx2="http://schemas.microsoft.com/office/drawing/2015/10/21/chartex" xmlns:cx3="http://schemas.microsoft.com/office/drawing/2016/5/9/chartex" xmlns:cx4="http://schemas.microsoft.com/office/drawing/2016/5/10/chartex" xmlns:cx5="http://schemas.microsoft.com/office/drawing/2016/5/11/chartex" xmlns:cx6="http://schemas.microsoft.com/office/drawing/2016/5/12/chartex" xmlns:cx7="http://schemas.microsoft.com/office/drawing/2016/5/13/chartex" xmlns:cx8="http://schemas.microsoft.com/office/drawing/2016/5/14/chartex" xmlns:mc="http://schemas.openxmlformats.org/markup-compatibility/2006" xmlns:aink="http://schemas.microsoft.com/office/drawing/2016/ink" xmlns:am3d="http://schemas.microsoft.com/office/drawing/2017/model3d" xmlns:o="urn:schemas-microsoft-com:office:office" xmlns:oel="http://schemas.microsoft.com/office/2019/extlst" xmlns:r="http://schemas.openxmlformats.org/officeDocument/2006/relationships" xmlns:m="http://schemas.openxmlformats.org/officeDocument/2006/math" xmlns:v="urn:schemas-microsoft-com:vml" xmlns:wp14="http://schemas.microsoft.com/office/word/2010/wordprocessingDrawing" xmlns:wp="http://schemas.openxmlformats.org/drawingml/2006/wordprocessingDrawing" xmlns:w10="urn:schemas-microsoft-com:office:word" xmlns:w="http://schemas.openxmlformats.org/wordprocessingml/2006/main" xmlns:w14="http://schemas.microsoft.com/office/word/2010/wordml" xmlns:w15="http://schemas.microsoft.com/office/word/2012/wordml" xmlns:w16cei="http://schemas.microsoft.com/office/word/2026/wordml/cei" xmlns:w16cex="http://schemas.microsoft.com/office/word/2018/wordml/cex" xmlns:w16cid="http://schemas.microsoft.com/office/word/2016/wordml/cid" xmlns:w16="http://schemas.microsoft.com/office/word/2018/wordml" xmlns:w16du="http://schemas.microsoft.com/office/word/2023/wordml/word16du" xmlns:w16sdtdh="http://schemas.microsoft.com/office/word/2020/wordml/sdtdatahash" xmlns:w16sdtfl="http://schemas.microsoft.com/office/word/2024/wordml/sdtformatlock" xmlns:w16se="http://schemas.microsoft.com/office/word/2015/wordml/symex" xmlns:wpg="http://schemas.microsoft.com/office/word/2010/wordprocessingGroup" xmlns:wpi="http://schemas.microsoft.com/office/word/2010/wordprocessingInk" xmlns:wne="http://schemas.microsoft.com/office/word/2006/wordml" xmlns:wps="http://schemas.microsoft.com/office/word/2010/wordprocessingShape" mc:Ignorable="w14 w15 w16se w16cid w16 w16cex w16sdtdh w16sdtfl w16du wp14">
+<w:hdr xmlns:wpc="http://schemas.microsoft.com/office/word/2010/wordprocessingCanvas" xmlns:cx="http://schemas.microsoft.com/office/drawing/2014/chartex" xmlns:cx1="http://schemas.microsoft.com/office/drawing/2015/9/8/chartex" xmlns:cx2="http://schemas.microsoft.com/office/drawing/2015/10/21/chartex" xmlns:cx3="http://schemas.microsoft.com/office/drawing/2016/5/9/chartex" xmlns:cx4="http://schemas.microsoft.com/office/drawing/2016/5/10/chartex" xmlns:cx5="http://schemas.microsoft.com/office/drawing/2016/5/11/chartex" xmlns:cx6="http://schemas.microsoft.com/office/drawing/2016/5/12/chartex" xmlns:cx7="http://schemas.microsoft.com/office/drawing/2016/5/13/chartex" xmlns:cx8="http://schemas.microsoft.com/office/drawing/2016/5/14/chartex" xmlns:mc="http://schemas.openxmlformats.org/markup-compatibility/2006" xmlns:aink="http://schemas.microsoft.com/office/drawing/2016/ink" xmlns:am3d="http://schemas.microsoft.com/office/drawing/2017/model3d" xmlns:o="urn:schemas-microsoft-com:office:office" xmlns:oel="http://schemas.microsoft.com/office/2019/extlst" xmlns:r="http://schemas.openxmlformats.org/officeDocument/2006/relationships" xmlns:m="http://schemas.openxmlformats.org/officeDocument/2006/math" xmlns:v="urn:schemas-microsoft-com:vml" xmlns:wp14="http://schemas.microsoft.com/office/word/2010/wordprocessingDrawing" xmlns:wp="http://schemas.openxmlformats.org/drawingml/2006/wordprocessingDrawing" xmlns:w10="urn:schemas-microsoft-com:office:word" xmlns:w="http://schemas.openxmlformats.org/wordprocessingml/2006/main" xmlns:w14="http://schemas.microsoft.com/office/word/2010/wordml" xmlns:w15="http://schemas.microsoft.com/office/word/2012/wordml" xmlns:w16cex="http://schemas.microsoft.com/office/word/2018/wordml/cex" xmlns:w16cid="http://schemas.microsoft.com/office/word/2016/wordml/cid" xmlns:w16="http://schemas.microsoft.com/office/word/2018/wordml" xmlns:w16du="http://schemas.microsoft.com/office/word/2023/wordml/word16du" xmlns:w16sdtdh="http://schemas.microsoft.com/office/word/2020/wordml/sdtdatahash" xmlns:w16sdtfl="http://schemas.microsoft.com/office/word/2024/wordml/sdtformatlock" xmlns:w16se="http://schemas.microsoft.com/office/word/2015/wordml/symex" xmlns:wpg="http://schemas.microsoft.com/office/word/2010/wordprocessingGroup" xmlns:wpi="http://schemas.microsoft.com/office/word/2010/wordprocessingInk" xmlns:wne="http://schemas.microsoft.com/office/word/2006/wordml" xmlns:wps="http://schemas.microsoft.com/office/word/2010/wordprocessingShape" mc:Ignorable="w14 w15 w16se w16cid w16 w16cex w16sdtdh w16sdtfl w16du wp14">
   <w:p>
     <w:pPr>
       <w:pStyle w:val="Header"/>
@@ -8258,7 +7968,7 @@
 </file>
 
 <file path=word/numbering.xml><?xml version="1.0" encoding="utf-8"?>
-<w:numbering xmlns:wpc="http://schemas.microsoft.com/office/word/2010/wordprocessingCanvas" xmlns:cx="http://schemas.microsoft.com/office/drawing/2014/chartex" xmlns:cx1="http://schemas.microsoft.com/office/drawing/2015/9/8/chartex" xmlns:cx2="http://schemas.microsoft.com/office/drawing/2015/10/21/chartex" xmlns:cx3="http://schemas.microsoft.com/office/drawing/2016/5/9/chartex" xmlns:cx4="http://schemas.microsoft.com/office/drawing/2016/5/10/chartex" xmlns:cx5="http://schemas.microsoft.com/office/drawing/2016/5/11/chartex" xmlns:cx6="http://schemas.microsoft.com/office/drawing/2016/5/12/chartex" xmlns:cx7="http://schemas.microsoft.com/office/drawing/2016/5/13/chartex" xmlns:cx8="http://schemas.microsoft.com/office/drawing/2016/5/14/chartex" xmlns:mc="http://schemas.openxmlformats.org/markup-compatibility/2006" xmlns:aink="http://schemas.microsoft.com/office/drawing/2016/ink" xmlns:am3d="http://schemas.microsoft.com/office/drawing/2017/model3d" xmlns:o="urn:schemas-microsoft-com:office:office" xmlns:oel="http://schemas.microsoft.com/office/2019/extlst" xmlns:r="http://schemas.openxmlformats.org/officeDocument/2006/relationships" xmlns:m="http://schemas.openxmlformats.org/officeDocument/2006/math" xmlns:v="urn:schemas-microsoft-com:vml" xmlns:wp14="http://schemas.microsoft.com/office/word/2010/wordprocessingDrawing" xmlns:wp="http://schemas.openxmlformats.org/drawingml/2006/wordprocessingDrawing" xmlns:w10="urn:schemas-microsoft-com:office:word" xmlns:w="http://schemas.openxmlformats.org/wordprocessingml/2006/main" xmlns:w14="http://schemas.microsoft.com/office/word/2010/wordml" xmlns:w15="http://schemas.microsoft.com/office/word/2012/wordml" xmlns:w16cei="http://schemas.microsoft.com/office/word/2026/wordml/cei" xmlns:w16cex="http://schemas.microsoft.com/office/word/2018/wordml/cex" xmlns:w16cid="http://schemas.microsoft.com/office/word/2016/wordml/cid" xmlns:w16="http://schemas.microsoft.com/office/word/2018/wordml" xmlns:w16du="http://schemas.microsoft.com/office/word/2023/wordml/word16du" xmlns:w16sdtdh="http://schemas.microsoft.com/office/word/2020/wordml/sdtdatahash" xmlns:w16sdtfl="http://schemas.microsoft.com/office/word/2024/wordml/sdtformatlock" xmlns:w16se="http://schemas.microsoft.com/office/word/2015/wordml/symex" xmlns:wpg="http://schemas.microsoft.com/office/word/2010/wordprocessingGroup" xmlns:wpi="http://schemas.microsoft.com/office/word/2010/wordprocessingInk" xmlns:wne="http://schemas.microsoft.com/office/word/2006/wordml" xmlns:wps="http://schemas.microsoft.com/office/word/2010/wordprocessingShape" mc:Ignorable="w14 w15 w16se w16cid w16 w16cex w16sdtdh w16sdtfl w16du wp14">
+<w:numbering xmlns:wpc="http://schemas.microsoft.com/office/word/2010/wordprocessingCanvas" xmlns:cx="http://schemas.microsoft.com/office/drawing/2014/chartex" xmlns:cx1="http://schemas.microsoft.com/office/drawing/2015/9/8/chartex" xmlns:cx2="http://schemas.microsoft.com/office/drawing/2015/10/21/chartex" xmlns:cx3="http://schemas.microsoft.com/office/drawing/2016/5/9/chartex" xmlns:cx4="http://schemas.microsoft.com/office/drawing/2016/5/10/chartex" xmlns:cx5="http://schemas.microsoft.com/office/drawing/2016/5/11/chartex" xmlns:cx6="http://schemas.microsoft.com/office/drawing/2016/5/12/chartex" xmlns:cx7="http://schemas.microsoft.com/office/drawing/2016/5/13/chartex" xmlns:cx8="http://schemas.microsoft.com/office/drawing/2016/5/14/chartex" xmlns:mc="http://schemas.openxmlformats.org/markup-compatibility/2006" xmlns:aink="http://schemas.microsoft.com/office/drawing/2016/ink" xmlns:am3d="http://schemas.microsoft.com/office/drawing/2017/model3d" xmlns:o="urn:schemas-microsoft-com:office:office" xmlns:oel="http://schemas.microsoft.com/office/2019/extlst" xmlns:r="http://schemas.openxmlformats.org/officeDocument/2006/relationships" xmlns:m="http://schemas.openxmlformats.org/officeDocument/2006/math" xmlns:v="urn:schemas-microsoft-com:vml" xmlns:wp14="http://schemas.microsoft.com/office/word/2010/wordprocessingDrawing" xmlns:wp="http://schemas.openxmlformats.org/drawingml/2006/wordprocessingDrawing" xmlns:w10="urn:schemas-microsoft-com:office:word" xmlns:w="http://schemas.openxmlformats.org/wordprocessingml/2006/main" xmlns:w14="http://schemas.microsoft.com/office/word/2010/wordml" xmlns:w15="http://schemas.microsoft.com/office/word/2012/wordml" xmlns:w16cex="http://schemas.microsoft.com/office/word/2018/wordml/cex" xmlns:w16cid="http://schemas.microsoft.com/office/word/2016/wordml/cid" xmlns:w16="http://schemas.microsoft.com/office/word/2018/wordml" xmlns:w16du="http://schemas.microsoft.com/office/word/2023/wordml/word16du" xmlns:w16sdtdh="http://schemas.microsoft.com/office/word/2020/wordml/sdtdatahash" xmlns:w16sdtfl="http://schemas.microsoft.com/office/word/2024/wordml/sdtformatlock" xmlns:w16se="http://schemas.microsoft.com/office/word/2015/wordml/symex" xmlns:wpg="http://schemas.microsoft.com/office/word/2010/wordprocessingGroup" xmlns:wpi="http://schemas.microsoft.com/office/word/2010/wordprocessingInk" xmlns:wne="http://schemas.microsoft.com/office/word/2006/wordml" xmlns:wps="http://schemas.microsoft.com/office/word/2010/wordprocessingShape" mc:Ignorable="w14 w15 w16se w16cid w16 w16cex w16sdtdh w16sdtfl w16du wp14">
   <w:abstractNum w:abstractNumId="0" w15:restartNumberingAfterBreak="0">
     <w:nsid w:val="0D065C99"/>
     <w:multiLevelType w:val="multilevel"/>
@@ -12585,7 +12295,6 @@
   <w:style w:type="character" w:default="1" w:styleId="DefaultParagraphFont">
     <w:name w:val="Default Paragraph Font"/>
     <w:uiPriority w:val="1"/>
-    <w:semiHidden/>
     <w:unhideWhenUsed/>
   </w:style>
   <w:style w:type="table" w:default="1" w:styleId="TableNormal">
@@ -13000,7 +12709,6 @@
     <w:name w:val="Normal (Web)"/>
     <w:basedOn w:val="Normal"/>
     <w:uiPriority w:val="99"/>
-    <w:semiHidden/>
     <w:unhideWhenUsed/>
     <w:rsid w:val="00BB1D9B"/>
     <w:pPr>
